--- a/CFONE Report.docx
+++ b/CFONE Report.docx
@@ -6,8 +6,14 @@
       <w:pPr>
         <w:pStyle w:val="Title"/>
         <w:jc w:val="center"/>
-      </w:pPr>
-      <w:r>
+        <w:rPr>
+          <w:rFonts w:asciiTheme="minorHAnsi" w:hAnsiTheme="minorHAnsi" w:cstheme="minorHAnsi"/>
+        </w:rPr>
+      </w:pPr>
+      <w:r>
+        <w:rPr>
+          <w:rFonts w:asciiTheme="minorHAnsi" w:hAnsiTheme="minorHAnsi" w:cstheme="minorHAnsi"/>
+        </w:rPr>
         <w:t xml:space="preserve">CFONE — No-AWS Mode </w:t>
       </w:r>
     </w:p>
@@ -15,8 +21,14 @@
       <w:pPr>
         <w:pStyle w:val="Title"/>
         <w:jc w:val="center"/>
-      </w:pPr>
-      <w:r>
+        <w:rPr>
+          <w:rFonts w:asciiTheme="minorHAnsi" w:hAnsiTheme="minorHAnsi" w:cstheme="minorHAnsi"/>
+        </w:rPr>
+      </w:pPr>
+      <w:r>
+        <w:rPr>
+          <w:rFonts w:asciiTheme="minorHAnsi" w:hAnsiTheme="minorHAnsi" w:cstheme="minorHAnsi"/>
+        </w:rPr>
         <w:t>Implementation Report</w:t>
       </w:r>
     </w:p>
@@ -41,7 +53,15 @@
             <w:tcW w:w="2366" w:type="dxa"/>
           </w:tcPr>
           <w:p>
+            <w:pPr>
+              <w:rPr>
+                <w:rFonts w:cstheme="minorHAnsi"/>
+              </w:rPr>
+            </w:pPr>
             <w:r>
+              <w:rPr>
+                <w:rFonts w:cstheme="minorHAnsi"/>
+              </w:rPr>
               <w:t>Mode</w:t>
             </w:r>
           </w:p>
@@ -51,7 +71,15 @@
             <w:tcW w:w="2366" w:type="dxa"/>
           </w:tcPr>
           <w:p>
+            <w:pPr>
+              <w:rPr>
+                <w:rFonts w:cstheme="minorHAnsi"/>
+              </w:rPr>
+            </w:pPr>
             <w:r>
+              <w:rPr>
+                <w:rFonts w:cstheme="minorHAnsi"/>
+              </w:rPr>
               <w:t>Analysis</w:t>
             </w:r>
           </w:p>
@@ -61,7 +89,15 @@
             <w:tcW w:w="2366" w:type="dxa"/>
           </w:tcPr>
           <w:p>
+            <w:pPr>
+              <w:rPr>
+                <w:rFonts w:cstheme="minorHAnsi"/>
+              </w:rPr>
+            </w:pPr>
             <w:r>
+              <w:rPr>
+                <w:rFonts w:cstheme="minorHAnsi"/>
+              </w:rPr>
               <w:t>Chat (Ask CFO)</w:t>
             </w:r>
           </w:p>
@@ -71,8 +107,16 @@
             <w:tcW w:w="2366" w:type="dxa"/>
           </w:tcPr>
           <w:p>
+            <w:pPr>
+              <w:rPr>
+                <w:rFonts w:cstheme="minorHAnsi"/>
+              </w:rPr>
+            </w:pPr>
             <w:proofErr w:type="spellStart"/>
             <w:r>
+              <w:rPr>
+                <w:rFonts w:cstheme="minorHAnsi"/>
+              </w:rPr>
               <w:t>Embeddings</w:t>
             </w:r>
             <w:proofErr w:type="spellEnd"/>
@@ -88,7 +132,15 @@
             <w:tcW w:w="2366" w:type="dxa"/>
           </w:tcPr>
           <w:p>
+            <w:pPr>
+              <w:rPr>
+                <w:rFonts w:cstheme="minorHAnsi"/>
+              </w:rPr>
+            </w:pPr>
             <w:r>
+              <w:rPr>
+                <w:rFonts w:cstheme="minorHAnsi"/>
+              </w:rPr>
               <w:t>AWS (unchanged)</w:t>
             </w:r>
           </w:p>
@@ -98,7 +150,15 @@
             <w:tcW w:w="2366" w:type="dxa"/>
           </w:tcPr>
           <w:p>
+            <w:pPr>
+              <w:rPr>
+                <w:rFonts w:cstheme="minorHAnsi"/>
+              </w:rPr>
+            </w:pPr>
             <w:r>
+              <w:rPr>
+                <w:rFonts w:cstheme="minorHAnsi"/>
+              </w:rPr>
               <w:t>5 Nova agents via Bedrock</w:t>
             </w:r>
           </w:p>
@@ -108,7 +168,15 @@
             <w:tcW w:w="2366" w:type="dxa"/>
           </w:tcPr>
           <w:p>
+            <w:pPr>
+              <w:rPr>
+                <w:rFonts w:cstheme="minorHAnsi"/>
+              </w:rPr>
+            </w:pPr>
             <w:r>
+              <w:rPr>
+                <w:rFonts w:cstheme="minorHAnsi"/>
+              </w:rPr>
               <w:t>Nova Lite + optional Sonic TTS</w:t>
             </w:r>
           </w:p>
@@ -118,7 +186,15 @@
             <w:tcW w:w="2366" w:type="dxa"/>
           </w:tcPr>
           <w:p>
+            <w:pPr>
+              <w:rPr>
+                <w:rFonts w:cstheme="minorHAnsi"/>
+              </w:rPr>
+            </w:pPr>
             <w:r>
+              <w:rPr>
+                <w:rFonts w:cstheme="minorHAnsi"/>
+              </w:rPr>
               <w:t>Titan</w:t>
             </w:r>
           </w:p>
@@ -133,7 +209,15 @@
             <w:tcW w:w="2366" w:type="dxa"/>
           </w:tcPr>
           <w:p>
+            <w:pPr>
+              <w:rPr>
+                <w:rFonts w:cstheme="minorHAnsi"/>
+              </w:rPr>
+            </w:pPr>
             <w:r>
+              <w:rPr>
+                <w:rFonts w:cstheme="minorHAnsi"/>
+              </w:rPr>
               <w:t>Local (new)</w:t>
             </w:r>
           </w:p>
@@ -143,12 +227,23 @@
             <w:tcW w:w="2366" w:type="dxa"/>
           </w:tcPr>
           <w:p>
+            <w:pPr>
+              <w:rPr>
+                <w:rFonts w:cstheme="minorHAnsi"/>
+              </w:rPr>
+            </w:pPr>
             <w:proofErr w:type="spellStart"/>
             <w:r>
+              <w:rPr>
+                <w:rFonts w:cstheme="minorHAnsi"/>
+              </w:rPr>
               <w:t>sklearn</w:t>
             </w:r>
             <w:proofErr w:type="spellEnd"/>
             <w:r>
+              <w:rPr>
+                <w:rFonts w:cstheme="minorHAnsi"/>
+              </w:rPr>
               <w:t xml:space="preserve"> classifier + rule/ML analyzer</w:t>
             </w:r>
           </w:p>
@@ -158,12 +253,23 @@
             <w:tcW w:w="2366" w:type="dxa"/>
           </w:tcPr>
           <w:p>
+            <w:pPr>
+              <w:rPr>
+                <w:rFonts w:cstheme="minorHAnsi"/>
+              </w:rPr>
+            </w:pPr>
             <w:proofErr w:type="spellStart"/>
             <w:r>
+              <w:rPr>
+                <w:rFonts w:cstheme="minorHAnsi"/>
+              </w:rPr>
               <w:t>Ollama</w:t>
             </w:r>
             <w:proofErr w:type="spellEnd"/>
             <w:r>
+              <w:rPr>
+                <w:rFonts w:cstheme="minorHAnsi"/>
+              </w:rPr>
               <w:t xml:space="preserve"> LLM</w:t>
             </w:r>
           </w:p>
@@ -173,39 +279,67 @@
             <w:tcW w:w="2366" w:type="dxa"/>
           </w:tcPr>
           <w:p>
+            <w:pPr>
+              <w:rPr>
+                <w:rFonts w:cstheme="minorHAnsi"/>
+              </w:rPr>
+            </w:pPr>
             <w:proofErr w:type="spellStart"/>
             <w:r>
+              <w:rPr>
+                <w:rFonts w:cstheme="minorHAnsi"/>
+              </w:rPr>
               <w:t>Ollama</w:t>
             </w:r>
             <w:proofErr w:type="spellEnd"/>
             <w:r>
+              <w:rPr>
+                <w:rFonts w:cstheme="minorHAnsi"/>
+              </w:rPr>
               <w:t xml:space="preserve"> embed or hash </w:t>
             </w:r>
             <w:proofErr w:type="spellStart"/>
             <w:r>
+              <w:rPr>
+                <w:rFonts w:cstheme="minorHAnsi"/>
+              </w:rPr>
               <w:t>BoW</w:t>
             </w:r>
             <w:proofErr w:type="spellEnd"/>
             <w:r>
+              <w:rPr>
+                <w:rFonts w:cstheme="minorHAnsi"/>
+              </w:rPr>
               <w:t xml:space="preserve"> fallback</w:t>
             </w:r>
           </w:p>
         </w:tc>
       </w:tr>
     </w:tbl>
-    <w:p/>
     <w:p>
       <w:pPr>
         <w:pStyle w:val="NormalWeb"/>
         <w:rPr>
+          <w:rFonts w:asciiTheme="minorHAnsi" w:hAnsiTheme="minorHAnsi" w:cstheme="minorHAnsi"/>
           <w:b/>
           <w:sz w:val="32"/>
           <w:szCs w:val="32"/>
         </w:rPr>
       </w:pPr>
-      <w:bookmarkStart w:id="0" w:name="_GoBack"/>
-      <w:r>
-        <w:rPr>
+    </w:p>
+    <w:p>
+      <w:pPr>
+        <w:pStyle w:val="NormalWeb"/>
+        <w:rPr>
+          <w:rFonts w:asciiTheme="minorHAnsi" w:hAnsiTheme="minorHAnsi" w:cstheme="minorHAnsi"/>
+          <w:b/>
+          <w:sz w:val="32"/>
+          <w:szCs w:val="32"/>
+        </w:rPr>
+      </w:pPr>
+      <w:r>
+        <w:rPr>
+          <w:rFonts w:asciiTheme="minorHAnsi" w:hAnsiTheme="minorHAnsi" w:cstheme="minorHAnsi"/>
           <w:b/>
           <w:sz w:val="32"/>
           <w:szCs w:val="32"/>
@@ -220,16 +354,28 @@
           <w:ilvl w:val="0"/>
           <w:numId w:val="1"/>
         </w:numPr>
-      </w:pPr>
-      <w:r>
+        <w:rPr>
+          <w:rFonts w:asciiTheme="minorHAnsi" w:hAnsiTheme="minorHAnsi" w:cstheme="minorHAnsi"/>
+        </w:rPr>
+      </w:pPr>
+      <w:r>
+        <w:rPr>
+          <w:rFonts w:asciiTheme="minorHAnsi" w:hAnsiTheme="minorHAnsi" w:cstheme="minorHAnsi"/>
+        </w:rPr>
         <w:t>Mode store — app/services/mode_service.py (</w:t>
       </w:r>
       <w:proofErr w:type="spellStart"/>
       <w:r>
+        <w:rPr>
+          <w:rFonts w:asciiTheme="minorHAnsi" w:hAnsiTheme="minorHAnsi" w:cstheme="minorHAnsi"/>
+        </w:rPr>
         <w:t>aws</w:t>
       </w:r>
       <w:proofErr w:type="spellEnd"/>
       <w:r>
+        <w:rPr>
+          <w:rFonts w:asciiTheme="minorHAnsi" w:hAnsiTheme="minorHAnsi" w:cstheme="minorHAnsi"/>
+        </w:rPr>
         <w:t xml:space="preserve"> | local)</w:t>
       </w:r>
     </w:p>
@@ -240,20 +386,35 @@
           <w:ilvl w:val="0"/>
           <w:numId w:val="1"/>
         </w:numPr>
-      </w:pPr>
-      <w:r>
+        <w:rPr>
+          <w:rFonts w:asciiTheme="minorHAnsi" w:hAnsiTheme="minorHAnsi" w:cstheme="minorHAnsi"/>
+        </w:rPr>
+      </w:pPr>
+      <w:r>
+        <w:rPr>
+          <w:rFonts w:asciiTheme="minorHAnsi" w:hAnsiTheme="minorHAnsi" w:cstheme="minorHAnsi"/>
+        </w:rPr>
         <w:t xml:space="preserve">LLM factory — AWS → </w:t>
       </w:r>
       <w:proofErr w:type="spellStart"/>
       <w:r>
+        <w:rPr>
+          <w:rFonts w:asciiTheme="minorHAnsi" w:hAnsiTheme="minorHAnsi" w:cstheme="minorHAnsi"/>
+        </w:rPr>
         <w:t>NovaClient</w:t>
       </w:r>
       <w:proofErr w:type="spellEnd"/>
       <w:r>
+        <w:rPr>
+          <w:rFonts w:asciiTheme="minorHAnsi" w:hAnsiTheme="minorHAnsi" w:cstheme="minorHAnsi"/>
+        </w:rPr>
         <w:t xml:space="preserve">, local → </w:t>
       </w:r>
       <w:proofErr w:type="spellStart"/>
       <w:r>
+        <w:rPr>
+          <w:rFonts w:asciiTheme="minorHAnsi" w:hAnsiTheme="minorHAnsi" w:cstheme="minorHAnsi"/>
+        </w:rPr>
         <w:t>OllamaClient</w:t>
       </w:r>
       <w:proofErr w:type="spellEnd"/>
@@ -265,24 +426,42 @@
           <w:ilvl w:val="0"/>
           <w:numId w:val="1"/>
         </w:numPr>
-      </w:pPr>
-      <w:r>
+        <w:rPr>
+          <w:rFonts w:asciiTheme="minorHAnsi" w:hAnsiTheme="minorHAnsi" w:cstheme="minorHAnsi"/>
+        </w:rPr>
+      </w:pPr>
+      <w:r>
+        <w:rPr>
+          <w:rFonts w:asciiTheme="minorHAnsi" w:hAnsiTheme="minorHAnsi" w:cstheme="minorHAnsi"/>
+        </w:rPr>
         <w:t>Local ML — app/services/</w:t>
       </w:r>
       <w:proofErr w:type="spellStart"/>
       <w:r>
+        <w:rPr>
+          <w:rFonts w:asciiTheme="minorHAnsi" w:hAnsiTheme="minorHAnsi" w:cstheme="minorHAnsi"/>
+        </w:rPr>
         <w:t>local_ml</w:t>
       </w:r>
       <w:proofErr w:type="spellEnd"/>
       <w:r>
+        <w:rPr>
+          <w:rFonts w:asciiTheme="minorHAnsi" w:hAnsiTheme="minorHAnsi" w:cstheme="minorHAnsi"/>
+        </w:rPr>
         <w:t xml:space="preserve">/ (TF-IDF + </w:t>
       </w:r>
       <w:proofErr w:type="spellStart"/>
       <w:r>
+        <w:rPr>
+          <w:rFonts w:asciiTheme="minorHAnsi" w:hAnsiTheme="minorHAnsi" w:cstheme="minorHAnsi"/>
+        </w:rPr>
         <w:t>LogReg</w:t>
       </w:r>
       <w:proofErr w:type="spellEnd"/>
       <w:r>
+        <w:rPr>
+          <w:rFonts w:asciiTheme="minorHAnsi" w:hAnsiTheme="minorHAnsi" w:cstheme="minorHAnsi"/>
+        </w:rPr>
         <w:t xml:space="preserve"> classifier, rule/ML analyzer, same report sections)</w:t>
       </w:r>
     </w:p>
@@ -293,13 +472,22 @@
           <w:ilvl w:val="0"/>
           <w:numId w:val="1"/>
         </w:numPr>
+        <w:rPr>
+          <w:rFonts w:asciiTheme="minorHAnsi" w:hAnsiTheme="minorHAnsi" w:cstheme="minorHAnsi"/>
+        </w:rPr>
       </w:pPr>
       <w:proofErr w:type="spellStart"/>
       <w:r>
+        <w:rPr>
+          <w:rFonts w:asciiTheme="minorHAnsi" w:hAnsiTheme="minorHAnsi" w:cstheme="minorHAnsi"/>
+        </w:rPr>
         <w:t>Ollama</w:t>
       </w:r>
       <w:proofErr w:type="spellEnd"/>
       <w:r>
+        <w:rPr>
+          <w:rFonts w:asciiTheme="minorHAnsi" w:hAnsiTheme="minorHAnsi" w:cstheme="minorHAnsi"/>
+        </w:rPr>
         <w:t xml:space="preserve"> layer — chat-compatible client for Ask CFO / insights</w:t>
       </w:r>
     </w:p>
@@ -310,24 +498,42 @@
           <w:ilvl w:val="0"/>
           <w:numId w:val="1"/>
         </w:numPr>
-      </w:pPr>
-      <w:r>
+        <w:rPr>
+          <w:rFonts w:asciiTheme="minorHAnsi" w:hAnsiTheme="minorHAnsi" w:cstheme="minorHAnsi"/>
+        </w:rPr>
+      </w:pPr>
+      <w:r>
+        <w:rPr>
+          <w:rFonts w:asciiTheme="minorHAnsi" w:hAnsiTheme="minorHAnsi" w:cstheme="minorHAnsi"/>
+        </w:rPr>
         <w:t>API — GET/PUT /</w:t>
       </w:r>
       <w:proofErr w:type="spellStart"/>
       <w:r>
+        <w:rPr>
+          <w:rFonts w:asciiTheme="minorHAnsi" w:hAnsiTheme="minorHAnsi" w:cstheme="minorHAnsi"/>
+        </w:rPr>
         <w:t>api</w:t>
       </w:r>
       <w:proofErr w:type="spellEnd"/>
       <w:r>
+        <w:rPr>
+          <w:rFonts w:asciiTheme="minorHAnsi" w:hAnsiTheme="minorHAnsi" w:cstheme="minorHAnsi"/>
+        </w:rPr>
         <w:t>/settings/mode; analysis &amp; ask-</w:t>
       </w:r>
       <w:proofErr w:type="spellStart"/>
       <w:r>
+        <w:rPr>
+          <w:rFonts w:asciiTheme="minorHAnsi" w:hAnsiTheme="minorHAnsi" w:cstheme="minorHAnsi"/>
+        </w:rPr>
         <w:t>cfo</w:t>
       </w:r>
       <w:proofErr w:type="spellEnd"/>
       <w:r>
+        <w:rPr>
+          <w:rFonts w:asciiTheme="minorHAnsi" w:hAnsiTheme="minorHAnsi" w:cstheme="minorHAnsi"/>
+        </w:rPr>
         <w:t xml:space="preserve"> branch on mode</w:t>
       </w:r>
     </w:p>
@@ -338,16 +544,28 @@
           <w:ilvl w:val="0"/>
           <w:numId w:val="1"/>
         </w:numPr>
-      </w:pPr>
-      <w:r>
+        <w:rPr>
+          <w:rFonts w:asciiTheme="minorHAnsi" w:hAnsiTheme="minorHAnsi" w:cstheme="minorHAnsi"/>
+        </w:rPr>
+      </w:pPr>
+      <w:r>
+        <w:rPr>
+          <w:rFonts w:asciiTheme="minorHAnsi" w:hAnsiTheme="minorHAnsi" w:cstheme="minorHAnsi"/>
+        </w:rPr>
         <w:t>AWS path _</w:t>
       </w:r>
       <w:proofErr w:type="spellStart"/>
       <w:r>
+        <w:rPr>
+          <w:rFonts w:asciiTheme="minorHAnsi" w:hAnsiTheme="minorHAnsi" w:cstheme="minorHAnsi"/>
+        </w:rPr>
         <w:t>run_aws_pipeline</w:t>
       </w:r>
       <w:proofErr w:type="spellEnd"/>
       <w:r>
+        <w:rPr>
+          <w:rFonts w:asciiTheme="minorHAnsi" w:hAnsiTheme="minorHAnsi" w:cstheme="minorHAnsi"/>
+        </w:rPr>
         <w:t xml:space="preserve"> left intact</w:t>
       </w:r>
     </w:p>
@@ -355,25 +573,44 @@
       <w:pPr>
         <w:pStyle w:val="NormalWeb"/>
         <w:rPr>
+          <w:rFonts w:asciiTheme="minorHAnsi" w:hAnsiTheme="minorHAnsi" w:cstheme="minorHAnsi"/>
           <w:b/>
           <w:sz w:val="32"/>
           <w:szCs w:val="32"/>
         </w:rPr>
       </w:pPr>
-      <w:r>
-        <w:rPr>
+    </w:p>
+    <w:p>
+      <w:pPr>
+        <w:pStyle w:val="NormalWeb"/>
+        <w:rPr>
+          <w:rFonts w:asciiTheme="minorHAnsi" w:hAnsiTheme="minorHAnsi" w:cstheme="minorHAnsi"/>
           <w:b/>
           <w:sz w:val="32"/>
           <w:szCs w:val="32"/>
         </w:rPr>
+      </w:pPr>
+      <w:r>
+        <w:rPr>
+          <w:rFonts w:asciiTheme="minorHAnsi" w:hAnsiTheme="minorHAnsi" w:cstheme="minorHAnsi"/>
+          <w:b/>
+          <w:sz w:val="32"/>
+          <w:szCs w:val="32"/>
+        </w:rPr>
         <w:t>Frontend</w:t>
       </w:r>
     </w:p>
     <w:p>
       <w:pPr>
         <w:pStyle w:val="NormalWeb"/>
-      </w:pPr>
-      <w:r>
+        <w:rPr>
+          <w:rFonts w:asciiTheme="minorHAnsi" w:hAnsiTheme="minorHAnsi" w:cstheme="minorHAnsi"/>
+        </w:rPr>
+      </w:pPr>
+      <w:r>
+        <w:rPr>
+          <w:rFonts w:asciiTheme="minorHAnsi" w:hAnsiTheme="minorHAnsi" w:cstheme="minorHAnsi"/>
+        </w:rPr>
         <w:t>Mode dropdown in:</w:t>
       </w:r>
     </w:p>
@@ -384,12 +621,21 @@
           <w:ilvl w:val="0"/>
           <w:numId w:val="2"/>
         </w:numPr>
-      </w:pPr>
-      <w:r>
+        <w:rPr>
+          <w:rFonts w:asciiTheme="minorHAnsi" w:hAnsiTheme="minorHAnsi" w:cstheme="minorHAnsi"/>
+        </w:rPr>
+      </w:pPr>
+      <w:r>
+        <w:rPr>
+          <w:rFonts w:asciiTheme="minorHAnsi" w:hAnsiTheme="minorHAnsi" w:cstheme="minorHAnsi"/>
+        </w:rPr>
         <w:t xml:space="preserve">Global </w:t>
       </w:r>
       <w:proofErr w:type="spellStart"/>
       <w:r>
+        <w:rPr>
+          <w:rFonts w:asciiTheme="minorHAnsi" w:hAnsiTheme="minorHAnsi" w:cstheme="minorHAnsi"/>
+        </w:rPr>
         <w:t>nav</w:t>
       </w:r>
       <w:proofErr w:type="spellEnd"/>
@@ -401,8 +647,14 @@
           <w:ilvl w:val="0"/>
           <w:numId w:val="2"/>
         </w:numPr>
-      </w:pPr>
-      <w:r>
+        <w:rPr>
+          <w:rFonts w:asciiTheme="minorHAnsi" w:hAnsiTheme="minorHAnsi" w:cstheme="minorHAnsi"/>
+        </w:rPr>
+      </w:pPr>
+      <w:r>
+        <w:rPr>
+          <w:rFonts w:asciiTheme="minorHAnsi" w:hAnsiTheme="minorHAnsi" w:cstheme="minorHAnsi"/>
+        </w:rPr>
         <w:t>Analysis page (before run)</w:t>
       </w:r>
     </w:p>
@@ -413,36 +665,58 @@
           <w:ilvl w:val="0"/>
           <w:numId w:val="2"/>
         </w:numPr>
-      </w:pPr>
-      <w:r>
+        <w:rPr>
+          <w:rFonts w:asciiTheme="minorHAnsi" w:hAnsiTheme="minorHAnsi" w:cstheme="minorHAnsi"/>
+        </w:rPr>
+      </w:pPr>
+      <w:r>
+        <w:rPr>
+          <w:rFonts w:asciiTheme="minorHAnsi" w:hAnsiTheme="minorHAnsi" w:cstheme="minorHAnsi"/>
+        </w:rPr>
         <w:t>Ask CFO chat header</w:t>
       </w:r>
     </w:p>
     <w:p>
       <w:pPr>
         <w:rPr>
-          <w:sz w:val="24"/>
-          <w:szCs w:val="24"/>
-        </w:rPr>
-      </w:pPr>
-      <w:r>
-        <w:rPr>
+          <w:rFonts w:cstheme="minorHAnsi"/>
           <w:b/>
           <w:sz w:val="32"/>
           <w:szCs w:val="32"/>
         </w:rPr>
-        <w:t>How to run Local mode</w:t>
-      </w:r>
-      <w:r>
-        <w:rPr>
+      </w:pPr>
+    </w:p>
+    <w:p>
+      <w:pPr>
+        <w:rPr>
+          <w:rFonts w:cstheme="minorHAnsi"/>
+          <w:sz w:val="24"/>
+          <w:szCs w:val="24"/>
+        </w:rPr>
+      </w:pPr>
+      <w:bookmarkStart w:id="0" w:name="_GoBack"/>
+      <w:bookmarkEnd w:id="0"/>
+      <w:r>
+        <w:rPr>
+          <w:rFonts w:cstheme="minorHAnsi"/>
           <w:b/>
           <w:sz w:val="32"/>
           <w:szCs w:val="32"/>
         </w:rPr>
+        <w:t>How to run Local mode</w:t>
+      </w:r>
+      <w:r>
+        <w:rPr>
+          <w:rFonts w:cstheme="minorHAnsi"/>
+          <w:b/>
+          <w:sz w:val="32"/>
+          <w:szCs w:val="32"/>
+        </w:rPr>
         <w:br/>
       </w:r>
       <w:r>
         <w:rPr>
+          <w:rFonts w:cstheme="minorHAnsi"/>
           <w:sz w:val="24"/>
           <w:szCs w:val="24"/>
         </w:rPr>
@@ -452,6 +726,7 @@
     <w:p>
       <w:pPr>
         <w:rPr>
+          <w:rFonts w:cstheme="minorHAnsi"/>
           <w:sz w:val="24"/>
           <w:szCs w:val="24"/>
         </w:rPr>
@@ -460,6 +735,7 @@
       <w:proofErr w:type="gramStart"/>
       <w:r>
         <w:rPr>
+          <w:rFonts w:cstheme="minorHAnsi"/>
           <w:sz w:val="24"/>
           <w:szCs w:val="24"/>
         </w:rPr>
@@ -469,6 +745,7 @@
       <w:proofErr w:type="gramEnd"/>
       <w:r>
         <w:rPr>
+          <w:rFonts w:cstheme="minorHAnsi"/>
           <w:sz w:val="24"/>
           <w:szCs w:val="24"/>
         </w:rPr>
@@ -478,12 +755,14 @@
     <w:p>
       <w:pPr>
         <w:rPr>
+          <w:rFonts w:cstheme="minorHAnsi"/>
           <w:sz w:val="24"/>
           <w:szCs w:val="24"/>
         </w:rPr>
       </w:pPr>
       <w:r>
         <w:rPr>
+          <w:rFonts w:cstheme="minorHAnsi"/>
           <w:sz w:val="24"/>
           <w:szCs w:val="24"/>
           <w:highlight w:val="yellow"/>
@@ -493,6 +772,7 @@
       <w:proofErr w:type="gramStart"/>
       <w:r>
         <w:rPr>
+          <w:rFonts w:cstheme="minorHAnsi"/>
           <w:sz w:val="24"/>
           <w:szCs w:val="24"/>
           <w:highlight w:val="yellow"/>
@@ -502,6 +782,7 @@
       <w:proofErr w:type="gramEnd"/>
       <w:r>
         <w:rPr>
+          <w:rFonts w:cstheme="minorHAnsi"/>
           <w:sz w:val="24"/>
           <w:szCs w:val="24"/>
           <w:highlight w:val="yellow"/>
@@ -511,6 +792,7 @@
       <w:proofErr w:type="spellStart"/>
       <w:r>
         <w:rPr>
+          <w:rFonts w:cstheme="minorHAnsi"/>
           <w:sz w:val="24"/>
           <w:szCs w:val="24"/>
           <w:highlight w:val="yellow"/>
@@ -520,6 +802,7 @@
       <w:proofErr w:type="spellEnd"/>
       <w:r>
         <w:rPr>
+          <w:rFonts w:cstheme="minorHAnsi"/>
           <w:sz w:val="24"/>
           <w:szCs w:val="24"/>
           <w:highlight w:val="yellow"/>
@@ -529,6 +812,7 @@
       <w:proofErr w:type="spellStart"/>
       <w:r>
         <w:rPr>
+          <w:rFonts w:cstheme="minorHAnsi"/>
           <w:sz w:val="24"/>
           <w:szCs w:val="24"/>
           <w:highlight w:val="yellow"/>
@@ -538,6 +822,7 @@
       <w:proofErr w:type="spellEnd"/>
       <w:r>
         <w:rPr>
+          <w:rFonts w:cstheme="minorHAnsi"/>
           <w:sz w:val="24"/>
           <w:szCs w:val="24"/>
           <w:highlight w:val="yellow"/>
@@ -545,88 +830,225 @@
         <w:t>-embed-text</w:t>
       </w:r>
     </w:p>
-    <w:bookmarkEnd w:id="0"/>
     <w:p>
       <w:pPr>
         <w:pStyle w:val="NormalWeb"/>
         <w:rPr>
+          <w:rFonts w:asciiTheme="minorHAnsi" w:hAnsiTheme="minorHAnsi" w:cstheme="minorHAnsi"/>
           <w:highlight w:val="green"/>
         </w:rPr>
       </w:pPr>
+      <w:r>
+        <w:rPr>
+          <w:rFonts w:asciiTheme="minorHAnsi" w:hAnsiTheme="minorHAnsi" w:cstheme="minorHAnsi"/>
+          <w:highlight w:val="green"/>
+        </w:rPr>
+        <w:lastRenderedPageBreak/>
+        <w:t>Select Local Mode in the UI (or set PROCESSING_MODE=local in app/.</w:t>
+      </w:r>
+      <w:proofErr w:type="spellStart"/>
+      <w:r>
+        <w:rPr>
+          <w:rFonts w:asciiTheme="minorHAnsi" w:hAnsiTheme="minorHAnsi" w:cstheme="minorHAnsi"/>
+          <w:highlight w:val="green"/>
+        </w:rPr>
+        <w:t>env</w:t>
+      </w:r>
+      <w:proofErr w:type="spellEnd"/>
+      <w:r>
+        <w:rPr>
+          <w:rFonts w:asciiTheme="minorHAnsi" w:hAnsiTheme="minorHAnsi" w:cstheme="minorHAnsi"/>
+          <w:highlight w:val="green"/>
+        </w:rPr>
+        <w:t>).</w:t>
+      </w:r>
     </w:p>
     <w:p>
       <w:pPr>
         <w:pStyle w:val="NormalWeb"/>
         <w:rPr>
+          <w:rFonts w:asciiTheme="minorHAnsi" w:hAnsiTheme="minorHAnsi" w:cstheme="minorHAnsi"/>
+        </w:rPr>
+      </w:pPr>
+      <w:r>
+        <w:rPr>
+          <w:rFonts w:asciiTheme="minorHAnsi" w:hAnsiTheme="minorHAnsi" w:cstheme="minorHAnsi"/>
           <w:highlight w:val="green"/>
         </w:rPr>
-      </w:pPr>
-      <w:r>
-        <w:rPr>
+        <w:t xml:space="preserve">Local analysis works without </w:t>
+      </w:r>
+      <w:proofErr w:type="spellStart"/>
+      <w:r>
+        <w:rPr>
+          <w:rFonts w:asciiTheme="minorHAnsi" w:hAnsiTheme="minorHAnsi" w:cstheme="minorHAnsi"/>
           <w:highlight w:val="green"/>
         </w:rPr>
-        <w:t>Select Local Mode in the UI (or set PROCESSING_MODE=local in app/.</w:t>
+        <w:t>Ollama</w:t>
+      </w:r>
+      <w:proofErr w:type="spellEnd"/>
+      <w:r>
+        <w:rPr>
+          <w:rFonts w:asciiTheme="minorHAnsi" w:hAnsiTheme="minorHAnsi" w:cstheme="minorHAnsi"/>
+          <w:highlight w:val="green"/>
+        </w:rPr>
+        <w:t xml:space="preserve">; local chat needs </w:t>
       </w:r>
       <w:proofErr w:type="spellStart"/>
       <w:r>
         <w:rPr>
+          <w:rFonts w:asciiTheme="minorHAnsi" w:hAnsiTheme="minorHAnsi" w:cstheme="minorHAnsi"/>
           <w:highlight w:val="green"/>
         </w:rPr>
-        <w:t>env</w:t>
+        <w:t>Ollama</w:t>
       </w:r>
       <w:proofErr w:type="spellEnd"/>
       <w:r>
         <w:rPr>
+          <w:rFonts w:asciiTheme="minorHAnsi" w:hAnsiTheme="minorHAnsi" w:cstheme="minorHAnsi"/>
           <w:highlight w:val="green"/>
         </w:rPr>
-        <w:t>).</w:t>
+        <w:t xml:space="preserve"> running.</w:t>
       </w:r>
     </w:p>
     <w:p>
       <w:pPr>
         <w:pStyle w:val="NormalWeb"/>
         <w:rPr>
+          <w:rFonts w:asciiTheme="minorHAnsi" w:hAnsiTheme="minorHAnsi" w:cstheme="minorHAnsi"/>
+          <w:b/>
+          <w:sz w:val="32"/>
+          <w:szCs w:val="32"/>
+        </w:rPr>
+      </w:pPr>
+      <w:r>
+        <w:rPr>
+          <w:rFonts w:asciiTheme="minorHAnsi" w:hAnsiTheme="minorHAnsi" w:cstheme="minorHAnsi"/>
+          <w:b/>
+          <w:sz w:val="32"/>
+          <w:szCs w:val="32"/>
+        </w:rPr>
+        <w:t>New dependencies added: 4</w:t>
+      </w:r>
+    </w:p>
+    <w:p>
+      <w:pPr>
+        <w:pStyle w:val="NormalWeb"/>
+        <w:rPr>
+          <w:rFonts w:asciiTheme="minorHAnsi" w:hAnsiTheme="minorHAnsi" w:cstheme="minorHAnsi"/>
           <w:i/>
         </w:rPr>
       </w:pPr>
-      <w:r>
-        <w:rPr>
-          <w:highlight w:val="green"/>
-        </w:rPr>
-        <w:t xml:space="preserve">Local analysis works without </w:t>
-      </w:r>
       <w:proofErr w:type="spellStart"/>
-      <w:r>
-        <w:rPr>
-          <w:highlight w:val="green"/>
-        </w:rPr>
-        <w:t>Ollama</w:t>
+      <w:proofErr w:type="gramStart"/>
+      <w:r>
+        <w:rPr>
+          <w:rFonts w:asciiTheme="minorHAnsi" w:hAnsiTheme="minorHAnsi" w:cstheme="minorHAnsi"/>
+          <w:i/>
+        </w:rPr>
+        <w:t>joblib</w:t>
       </w:r>
       <w:proofErr w:type="spellEnd"/>
-      <w:r>
-        <w:rPr>
-          <w:highlight w:val="green"/>
-        </w:rPr>
-        <w:t xml:space="preserve">; local chat needs </w:t>
-      </w:r>
+      <w:proofErr w:type="gramEnd"/>
+      <w:r>
+        <w:rPr>
+          <w:rFonts w:asciiTheme="minorHAnsi" w:hAnsiTheme="minorHAnsi" w:cstheme="minorHAnsi"/>
+          <w:i/>
+        </w:rPr>
+        <w:t>==1.5.2</w:t>
+      </w:r>
+    </w:p>
+    <w:p>
+      <w:pPr>
+        <w:pStyle w:val="NormalWeb"/>
+        <w:rPr>
+          <w:rFonts w:asciiTheme="minorHAnsi" w:hAnsiTheme="minorHAnsi" w:cstheme="minorHAnsi"/>
+          <w:i/>
+        </w:rPr>
+      </w:pPr>
       <w:proofErr w:type="spellStart"/>
-      <w:r>
-        <w:rPr>
-          <w:highlight w:val="green"/>
-        </w:rPr>
-        <w:t>Ollama</w:t>
+      <w:proofErr w:type="gramStart"/>
+      <w:r>
+        <w:rPr>
+          <w:rFonts w:asciiTheme="minorHAnsi" w:hAnsiTheme="minorHAnsi" w:cstheme="minorHAnsi"/>
+          <w:i/>
+        </w:rPr>
+        <w:t>scikit</w:t>
       </w:r>
       <w:proofErr w:type="spellEnd"/>
       <w:r>
         <w:rPr>
-          <w:highlight w:val="green"/>
-        </w:rPr>
-        <w:t xml:space="preserve"> running.</w:t>
-      </w:r>
-    </w:p>
-    <w:p>
-      <w:pPr>
-        <w:rPr>
+          <w:rFonts w:asciiTheme="minorHAnsi" w:hAnsiTheme="minorHAnsi" w:cstheme="minorHAnsi"/>
+          <w:i/>
+        </w:rPr>
+        <w:t>-</w:t>
+      </w:r>
+      <w:proofErr w:type="gramEnd"/>
+      <w:r>
+        <w:rPr>
+          <w:rFonts w:asciiTheme="minorHAnsi" w:hAnsiTheme="minorHAnsi" w:cstheme="minorHAnsi"/>
+          <w:i/>
+        </w:rPr>
+        <w:t>learn==1.7.2</w:t>
+      </w:r>
+    </w:p>
+    <w:p>
+      <w:pPr>
+        <w:pStyle w:val="NormalWeb"/>
+        <w:rPr>
+          <w:rFonts w:asciiTheme="minorHAnsi" w:hAnsiTheme="minorHAnsi" w:cstheme="minorHAnsi"/>
+          <w:i/>
+        </w:rPr>
+      </w:pPr>
+      <w:proofErr w:type="spellStart"/>
+      <w:proofErr w:type="gramStart"/>
+      <w:r>
+        <w:rPr>
+          <w:rFonts w:asciiTheme="minorHAnsi" w:hAnsiTheme="minorHAnsi" w:cstheme="minorHAnsi"/>
+          <w:i/>
+        </w:rPr>
+        <w:t>scipy</w:t>
+      </w:r>
+      <w:proofErr w:type="spellEnd"/>
+      <w:proofErr w:type="gramEnd"/>
+      <w:r>
+        <w:rPr>
+          <w:rFonts w:asciiTheme="minorHAnsi" w:hAnsiTheme="minorHAnsi" w:cstheme="minorHAnsi"/>
+          <w:i/>
+        </w:rPr>
+        <w:t>==1.16.3</w:t>
+      </w:r>
+    </w:p>
+    <w:p>
+      <w:pPr>
+        <w:pStyle w:val="NormalWeb"/>
+        <w:rPr>
+          <w:rFonts w:asciiTheme="minorHAnsi" w:hAnsiTheme="minorHAnsi" w:cstheme="minorHAnsi"/>
+          <w:i/>
+        </w:rPr>
+      </w:pPr>
+      <w:proofErr w:type="spellStart"/>
+      <w:proofErr w:type="gramStart"/>
+      <w:r>
+        <w:rPr>
+          <w:rFonts w:asciiTheme="minorHAnsi" w:hAnsiTheme="minorHAnsi" w:cstheme="minorHAnsi"/>
+          <w:i/>
+        </w:rPr>
+        <w:t>threadpoolctl</w:t>
+      </w:r>
+      <w:proofErr w:type="spellEnd"/>
+      <w:proofErr w:type="gramEnd"/>
+      <w:r>
+        <w:rPr>
+          <w:rFonts w:asciiTheme="minorHAnsi" w:hAnsiTheme="minorHAnsi" w:cstheme="minorHAnsi"/>
+          <w:i/>
+        </w:rPr>
+        <w:t>==3.6.0</w:t>
+      </w:r>
+    </w:p>
+    <w:p>
+      <w:pPr>
+        <w:rPr>
+          <w:rFonts w:cstheme="minorHAnsi"/>
           <w:sz w:val="24"/>
           <w:szCs w:val="24"/>
         </w:rPr>
